--- a/public/documents/WFIRM_YIA_Application_form_2026.docx
+++ b/public/documents/WFIRM_YIA_Application_form_2026.docx
@@ -4,1273 +4,839 @@
   <w:body>
     <w:p>
       <w:pPr>
+        <w:jc w:val="center"/>
         <w:rPr>
           <w:b/>
-          <w:sz w:val="28"/>
           <w:u w:val="single"/>
         </w:rPr>
       </w:pPr>
       <w:r>
         <w:rPr>
           <w:b/>
-          <w:sz w:val="28"/>
           <w:u w:val="single"/>
         </w:rPr>
+        <w:t>20</w:t>
+      </w:r>
+      <w:r>
+        <w:rPr>
+          <w:b/>
+          <w:u w:val="single"/>
+        </w:rPr>
+        <w:t>2</w:t>
+      </w:r>
+      <w:r>
+        <w:rPr>
+          <w:b/>
+          <w:u w:val="single"/>
+        </w:rPr>
+        <w:t>6</w:t>
+      </w:r>
+      <w:r>
+        <w:rPr>
+          <w:b/>
+          <w:u w:val="single"/>
+        </w:rPr>
+        <w:t xml:space="preserve"> </w:t>
+      </w:r>
+      <w:r>
+        <w:rPr>
+          <w:b/>
+          <w:u w:val="single"/>
+        </w:rPr>
         <w:t>Wake Forest Institute for Regenerative Medicine Young Investigator Award</w:t>
+      </w:r>
+      <w:r>
+        <w:rPr>
+          <w:b/>
+          <w:u w:val="single"/>
+        </w:rPr>
+        <w:t xml:space="preserve"> Application</w:t>
+      </w:r>
+    </w:p>
+    <w:p/>
+    <w:p>
+      <w:r>
+        <w:t>Name: ___________________________________________________________________________</w:t>
       </w:r>
     </w:p>
     <w:p>
       <w:pPr>
-        <w:jc w:val="center"/>
-        <w:rPr>
-          <w:sz w:val="24"/>
-        </w:rPr>
-      </w:pPr>
-      <w:r>
-        <w:rPr>
-          <w:sz w:val="24"/>
-          <w:vertAlign w:val="superscript"/>
-        </w:rPr>
-        <w:t xml:space="preserve"> </w:t>
-      </w:r>
-      <w:r>
-        <w:rPr>
-          <w:sz w:val="24"/>
-        </w:rPr>
-        <w:t xml:space="preserve">TERMIS </w:t>
-      </w:r>
-      <w:r>
-        <w:rPr>
-          <w:sz w:val="24"/>
-        </w:rPr>
-        <w:t>AM 20</w:t>
-      </w:r>
-      <w:r>
-        <w:rPr>
-          <w:sz w:val="24"/>
-        </w:rPr>
-        <w:t>2</w:t>
-      </w:r>
-      <w:r>
-        <w:rPr>
-          <w:sz w:val="24"/>
-        </w:rPr>
-        <w:t>6</w:t>
+        <w:rPr>
+          <w:sz w:val="16"/>
+          <w:szCs w:val="16"/>
+        </w:rPr>
+      </w:pPr>
+      <w:r>
+        <w:tab/>
+      </w:r>
+      <w:r>
+        <w:tab/>
+      </w:r>
+      <w:r>
+        <w:rPr>
+          <w:sz w:val="16"/>
+          <w:szCs w:val="16"/>
+        </w:rPr>
+        <w:t>Last</w:t>
+      </w:r>
+      <w:r>
+        <w:rPr>
+          <w:sz w:val="16"/>
+          <w:szCs w:val="16"/>
+        </w:rPr>
+        <w:tab/>
+      </w:r>
+      <w:r>
+        <w:rPr>
+          <w:sz w:val="16"/>
+          <w:szCs w:val="16"/>
+        </w:rPr>
+        <w:tab/>
+      </w:r>
+      <w:r>
+        <w:rPr>
+          <w:sz w:val="16"/>
+          <w:szCs w:val="16"/>
+        </w:rPr>
+        <w:tab/>
+      </w:r>
+      <w:r>
+        <w:rPr>
+          <w:sz w:val="16"/>
+          <w:szCs w:val="16"/>
+        </w:rPr>
+        <w:tab/>
+        <w:t>First</w:t>
+      </w:r>
+      <w:r>
+        <w:rPr>
+          <w:sz w:val="16"/>
+          <w:szCs w:val="16"/>
+        </w:rPr>
+        <w:tab/>
+      </w:r>
+      <w:r>
+        <w:rPr>
+          <w:sz w:val="16"/>
+          <w:szCs w:val="16"/>
+        </w:rPr>
+        <w:tab/>
+      </w:r>
+      <w:r>
+        <w:rPr>
+          <w:sz w:val="16"/>
+          <w:szCs w:val="16"/>
+        </w:rPr>
+        <w:tab/>
+        <w:t>Middle Initial</w:t>
+      </w:r>
+      <w:r>
+        <w:rPr>
+          <w:sz w:val="16"/>
+          <w:szCs w:val="16"/>
+        </w:rPr>
+        <w:tab/>
+        <w:t>Suffix</w:t>
+      </w:r>
+    </w:p>
+    <w:p/>
+    <w:p>
+      <w:r>
+        <w:t>Current Position/Title: ______________________________________________________________</w:t>
+      </w:r>
+    </w:p>
+    <w:p/>
+    <w:p>
+      <w:r>
+        <w:t>Work Address: ____________________________________________________________________</w:t>
       </w:r>
     </w:p>
     <w:p>
       <w:pPr>
-        <w:jc w:val="center"/>
-        <w:rPr>
-          <w:sz w:val="24"/>
-        </w:rPr>
-      </w:pPr>
-      <w:r>
-        <w:rPr>
-          <w:sz w:val="24"/>
-        </w:rPr>
-        <w:t>New Orleans</w:t>
-      </w:r>
-      <w:r>
-        <w:rPr>
-          <w:sz w:val="24"/>
-        </w:rPr>
-        <w:t xml:space="preserve">, </w:t>
-      </w:r>
-      <w:r>
-        <w:rPr>
-          <w:sz w:val="24"/>
-        </w:rPr>
-        <w:t>Louisiana</w:t>
+        <w:rPr>
+          <w:sz w:val="16"/>
+          <w:szCs w:val="16"/>
+        </w:rPr>
+      </w:pPr>
+      <w:r>
+        <w:tab/>
+      </w:r>
+      <w:r>
+        <w:tab/>
+      </w:r>
+      <w:r>
+        <w:rPr>
+          <w:sz w:val="16"/>
+          <w:szCs w:val="16"/>
+        </w:rPr>
+        <w:t>Institution Name</w:t>
+      </w:r>
+    </w:p>
+    <w:p/>
+    <w:p>
+      <w:r>
+        <w:t>________________________________________________________________________________</w:t>
       </w:r>
     </w:p>
     <w:p>
       <w:pPr>
-        <w:jc w:val="center"/>
-      </w:pPr>
+        <w:rPr>
+          <w:sz w:val="16"/>
+          <w:szCs w:val="16"/>
+        </w:rPr>
+      </w:pPr>
+      <w:r>
+        <w:tab/>
+      </w:r>
+      <w:r>
+        <w:tab/>
+      </w:r>
+      <w:r>
+        <w:rPr>
+          <w:sz w:val="16"/>
+          <w:szCs w:val="16"/>
+        </w:rPr>
+        <w:t xml:space="preserve"> Number and Street</w:t>
+      </w:r>
+    </w:p>
+    <w:p/>
+    <w:p>
+      <w:r>
+        <w:t>_________________________________________________________________________________</w:t>
+      </w:r>
     </w:p>
     <w:p>
       <w:pPr>
-        <w:jc w:val="both"/>
-        <w:rPr>
-          <w:sz w:val="24"/>
-        </w:rPr>
-      </w:pPr>
-      <w:r>
-        <w:rPr>
-          <w:sz w:val="24"/>
-        </w:rPr>
-        <w:t xml:space="preserve">The Wake Forest Institute for Regenerative Medicine is committed to </w:t>
-      </w:r>
-      <w:r>
-        <w:rPr>
-          <w:sz w:val="24"/>
-        </w:rPr>
-        <w:t>developing and disseminating</w:t>
-      </w:r>
-      <w:r>
-        <w:rPr>
-          <w:sz w:val="24"/>
-        </w:rPr>
-        <w:t xml:space="preserve"> novel therapies for the repair and replacement of diseased tissues and organs.  One way to achieve this goal is to foster the careers</w:t>
-      </w:r>
-      <w:r>
-        <w:rPr>
-          <w:sz w:val="24"/>
-        </w:rPr>
-        <w:t xml:space="preserve"> of young investigators to encourage them to</w:t>
-      </w:r>
-      <w:r>
-        <w:rPr>
-          <w:sz w:val="24"/>
-        </w:rPr>
-        <w:t xml:space="preserve"> find solutions to prob</w:t>
-      </w:r>
-      <w:r>
-        <w:rPr>
-          <w:sz w:val="24"/>
-        </w:rPr>
-        <w:t xml:space="preserve">lems in regenerative medicine. </w:t>
-      </w:r>
-      <w:r>
-        <w:rPr>
-          <w:sz w:val="24"/>
-        </w:rPr>
-        <w:t>As</w:t>
-      </w:r>
-      <w:r>
-        <w:rPr>
-          <w:sz w:val="24"/>
-        </w:rPr>
-        <w:t xml:space="preserve"> part of this effort, </w:t>
-      </w:r>
-      <w:r>
-        <w:rPr>
-          <w:sz w:val="24"/>
-        </w:rPr>
-        <w:t xml:space="preserve">the </w:t>
-      </w:r>
-      <w:r>
-        <w:rPr>
-          <w:b/>
-          <w:sz w:val="24"/>
-        </w:rPr>
-        <w:t>Wake Forest Institute for Regenerative Medicine Young Investigator Award</w:t>
-      </w:r>
-      <w:r>
-        <w:rPr>
-          <w:sz w:val="24"/>
-        </w:rPr>
-        <w:t xml:space="preserve"> was </w:t>
-      </w:r>
-      <w:r>
-        <w:rPr>
-          <w:sz w:val="24"/>
-        </w:rPr>
-        <w:t xml:space="preserve">established in 2008 </w:t>
-      </w:r>
-      <w:r>
-        <w:rPr>
-          <w:sz w:val="24"/>
-        </w:rPr>
-        <w:t>to recogni</w:t>
-      </w:r>
-      <w:r>
-        <w:rPr>
-          <w:sz w:val="24"/>
-        </w:rPr>
-        <w:t>ze outstanding achievements by</w:t>
-      </w:r>
-      <w:r>
-        <w:rPr>
-          <w:sz w:val="24"/>
-        </w:rPr>
-        <w:t xml:space="preserve"> member</w:t>
-      </w:r>
-      <w:r>
-        <w:rPr>
-          <w:sz w:val="24"/>
-        </w:rPr>
-        <w:t>s</w:t>
-      </w:r>
-      <w:r>
-        <w:rPr>
-          <w:sz w:val="24"/>
-        </w:rPr>
-        <w:t xml:space="preserve"> of </w:t>
-      </w:r>
-      <w:r>
-        <w:rPr>
-          <w:sz w:val="24"/>
-        </w:rPr>
-        <w:t>the Tissue Engineering and Regenerative Medicine International Society (</w:t>
-      </w:r>
-      <w:r>
-        <w:rPr>
-          <w:sz w:val="24"/>
-        </w:rPr>
-        <w:t>TERMIS</w:t>
-      </w:r>
-      <w:r>
-        <w:rPr>
-          <w:sz w:val="24"/>
-        </w:rPr>
-        <w:t>)</w:t>
-      </w:r>
-      <w:r>
-        <w:rPr>
-          <w:sz w:val="24"/>
-        </w:rPr>
-        <w:t xml:space="preserve"> who </w:t>
-      </w:r>
-      <w:r>
-        <w:rPr>
-          <w:sz w:val="24"/>
-        </w:rPr>
-        <w:t>are</w:t>
-      </w:r>
-      <w:r>
-        <w:rPr>
-          <w:sz w:val="24"/>
-        </w:rPr>
-        <w:t xml:space="preserve"> in the early stages of </w:t>
-      </w:r>
-      <w:r>
-        <w:rPr>
-          <w:sz w:val="24"/>
-        </w:rPr>
-        <w:t xml:space="preserve">a </w:t>
-      </w:r>
-      <w:r>
-        <w:rPr>
-          <w:sz w:val="24"/>
-        </w:rPr>
-        <w:t xml:space="preserve">career in regenerative medicine.  </w:t>
+        <w:rPr>
+          <w:sz w:val="16"/>
+          <w:szCs w:val="16"/>
+        </w:rPr>
+      </w:pPr>
+      <w:r>
+        <w:rPr>
+          <w:sz w:val="16"/>
+          <w:szCs w:val="16"/>
+        </w:rPr>
+        <w:t>City</w:t>
+      </w:r>
+      <w:r>
+        <w:rPr>
+          <w:sz w:val="16"/>
+          <w:szCs w:val="16"/>
+        </w:rPr>
+        <w:tab/>
+      </w:r>
+      <w:r>
+        <w:rPr>
+          <w:sz w:val="16"/>
+          <w:szCs w:val="16"/>
+        </w:rPr>
+        <w:tab/>
+      </w:r>
+      <w:r>
+        <w:rPr>
+          <w:sz w:val="16"/>
+          <w:szCs w:val="16"/>
+        </w:rPr>
+        <w:tab/>
+      </w:r>
+      <w:r>
+        <w:rPr>
+          <w:sz w:val="16"/>
+          <w:szCs w:val="16"/>
+        </w:rPr>
+        <w:tab/>
+      </w:r>
+      <w:r>
+        <w:rPr>
+          <w:sz w:val="16"/>
+          <w:szCs w:val="16"/>
+        </w:rPr>
+        <w:tab/>
+        <w:t>State</w:t>
+      </w:r>
+      <w:r>
+        <w:rPr>
+          <w:sz w:val="16"/>
+          <w:szCs w:val="16"/>
+        </w:rPr>
+        <w:tab/>
+      </w:r>
+      <w:r>
+        <w:rPr>
+          <w:sz w:val="16"/>
+          <w:szCs w:val="16"/>
+        </w:rPr>
+        <w:tab/>
+      </w:r>
+      <w:r>
+        <w:rPr>
+          <w:sz w:val="16"/>
+          <w:szCs w:val="16"/>
+        </w:rPr>
+        <w:tab/>
+      </w:r>
+      <w:r>
+        <w:rPr>
+          <w:sz w:val="16"/>
+          <w:szCs w:val="16"/>
+        </w:rPr>
+        <w:tab/>
+        <w:t>Country</w:t>
+      </w:r>
+      <w:r>
+        <w:rPr>
+          <w:sz w:val="16"/>
+          <w:szCs w:val="16"/>
+        </w:rPr>
+        <w:tab/>
+      </w:r>
+      <w:r>
+        <w:rPr>
+          <w:sz w:val="16"/>
+          <w:szCs w:val="16"/>
+        </w:rPr>
+        <w:tab/>
+        <w:t>Postal Code</w:t>
+      </w:r>
+    </w:p>
+    <w:p/>
+    <w:p>
+      <w:r>
+        <w:t>Phone Number: ___________________</w:t>
+      </w:r>
+      <w:r>
+        <w:tab/>
+      </w:r>
+      <w:r>
+        <w:tab/>
+      </w:r>
+      <w:r>
+        <w:tab/>
+        <w:t>Date of Birth: _______________________</w:t>
       </w:r>
     </w:p>
     <w:p>
       <w:pPr>
-        <w:jc w:val="both"/>
-        <w:rPr>
-          <w:sz w:val="24"/>
-        </w:rPr>
-      </w:pPr>
+        <w:rPr>
+          <w:sz w:val="16"/>
+          <w:szCs w:val="16"/>
+        </w:rPr>
+      </w:pPr>
+      <w:r>
+        <w:tab/>
+      </w:r>
+      <w:r>
+        <w:tab/>
+      </w:r>
+      <w:r>
+        <w:rPr>
+          <w:sz w:val="16"/>
+          <w:szCs w:val="16"/>
+        </w:rPr>
+        <w:t xml:space="preserve">(include area and country code) </w:t>
+      </w:r>
+      <w:r>
+        <w:rPr>
+          <w:sz w:val="16"/>
+          <w:szCs w:val="16"/>
+        </w:rPr>
+        <w:tab/>
+      </w:r>
+      <w:r>
+        <w:rPr>
+          <w:sz w:val="16"/>
+          <w:szCs w:val="16"/>
+        </w:rPr>
+        <w:tab/>
+      </w:r>
+      <w:r>
+        <w:rPr>
+          <w:sz w:val="16"/>
+          <w:szCs w:val="16"/>
+        </w:rPr>
+        <w:tab/>
+      </w:r>
+      <w:r>
+        <w:rPr>
+          <w:sz w:val="16"/>
+          <w:szCs w:val="16"/>
+        </w:rPr>
+        <w:tab/>
+      </w:r>
+      <w:r>
+        <w:rPr>
+          <w:sz w:val="16"/>
+          <w:szCs w:val="16"/>
+        </w:rPr>
+        <w:tab/>
+      </w:r>
+      <w:r>
+        <w:rPr>
+          <w:sz w:val="16"/>
+          <w:szCs w:val="16"/>
+        </w:rPr>
+        <w:tab/>
+        <w:t>MM/DD/YYYY</w:t>
+      </w:r>
+    </w:p>
+    <w:p/>
+    <w:p>
+      <w:pPr>
+        <w:rPr>
+          <w:b/>
+        </w:rPr>
+      </w:pPr>
+      <w:r>
+        <w:rPr>
+          <w:b/>
+        </w:rPr>
+        <w:t>Educational History</w:t>
+      </w:r>
+      <w:r>
+        <w:rPr>
+          <w:b/>
+        </w:rPr>
+        <w:t xml:space="preserve"> (list most recent</w:t>
+      </w:r>
+      <w:r>
+        <w:rPr>
+          <w:b/>
+        </w:rPr>
+        <w:t xml:space="preserve"> first</w:t>
+      </w:r>
+      <w:r>
+        <w:rPr>
+          <w:b/>
+        </w:rPr>
+        <w:t>)</w:t>
+      </w:r>
+      <w:r>
+        <w:rPr>
+          <w:b/>
+        </w:rPr>
+        <w:t>:</w:t>
+      </w:r>
+    </w:p>
+    <w:tbl>
+      <w:tblPr>
+        <w:tblW w:w="0" w:type="auto"/>
+        <w:tblBorders>
+          <w:top w:val="single" w:sz="4" w:space="0" w:color="000000"/>
+          <w:left w:val="single" w:sz="4" w:space="0" w:color="000000"/>
+          <w:bottom w:val="single" w:sz="4" w:space="0" w:color="000000"/>
+          <w:right w:val="single" w:sz="4" w:space="0" w:color="000000"/>
+          <w:insideH w:val="single" w:sz="4" w:space="0" w:color="000000"/>
+          <w:insideV w:val="single" w:sz="4" w:space="0" w:color="000000"/>
+        </w:tblBorders>
+        <w:tblLook w:val="04A0" w:firstRow="1" w:lastRow="0" w:firstColumn="1" w:lastColumn="0" w:noHBand="0" w:noVBand="1"/>
+      </w:tblPr>
+      <w:tblGrid>
+        <w:gridCol w:w="3262"/>
+        <w:gridCol w:w="1849"/>
+        <w:gridCol w:w="2191"/>
+        <w:gridCol w:w="2048"/>
+      </w:tblGrid>
+      <w:tr>
+        <w:tc>
+          <w:tcPr>
+            <w:tcW w:w="3348" w:type="dxa"/>
+          </w:tcPr>
+          <w:p>
+            <w:pPr>
+              <w:jc w:val="center"/>
+              <w:rPr>
+                <w:b/>
+              </w:rPr>
+            </w:pPr>
+            <w:r>
+              <w:rPr>
+                <w:b/>
+              </w:rPr>
+              <w:t>Name of Institution</w:t>
+            </w:r>
+          </w:p>
+        </w:tc>
+        <w:tc>
+          <w:tcPr>
+            <w:tcW w:w="1890" w:type="dxa"/>
+          </w:tcPr>
+          <w:p>
+            <w:pPr>
+              <w:jc w:val="center"/>
+              <w:rPr>
+                <w:b/>
+              </w:rPr>
+            </w:pPr>
+            <w:r>
+              <w:rPr>
+                <w:b/>
+              </w:rPr>
+              <w:t>Degree (B.S., B.A., Ph.D., etc.)</w:t>
+            </w:r>
+          </w:p>
+        </w:tc>
+        <w:tc>
+          <w:tcPr>
+            <w:tcW w:w="2250" w:type="dxa"/>
+          </w:tcPr>
+          <w:p>
+            <w:pPr>
+              <w:jc w:val="center"/>
+              <w:rPr>
+                <w:b/>
+              </w:rPr>
+            </w:pPr>
+            <w:r>
+              <w:rPr>
+                <w:b/>
+              </w:rPr>
+              <w:t>Field of Study or Focus</w:t>
+            </w:r>
+          </w:p>
+        </w:tc>
+        <w:tc>
+          <w:tcPr>
+            <w:tcW w:w="2088" w:type="dxa"/>
+          </w:tcPr>
+          <w:p>
+            <w:pPr>
+              <w:jc w:val="center"/>
+              <w:rPr>
+                <w:b/>
+              </w:rPr>
+            </w:pPr>
+            <w:r>
+              <w:rPr>
+                <w:b/>
+              </w:rPr>
+              <w:t>Date of Degree (or Expected Date)</w:t>
+            </w:r>
+          </w:p>
+        </w:tc>
+      </w:tr>
+      <w:tr>
+        <w:tc>
+          <w:tcPr>
+            <w:tcW w:w="3348" w:type="dxa"/>
+          </w:tcPr>
+          <w:p/>
+          <w:p/>
+        </w:tc>
+        <w:tc>
+          <w:tcPr>
+            <w:tcW w:w="1890" w:type="dxa"/>
+          </w:tcPr>
+          <w:p/>
+        </w:tc>
+        <w:tc>
+          <w:tcPr>
+            <w:tcW w:w="2250" w:type="dxa"/>
+          </w:tcPr>
+          <w:p/>
+        </w:tc>
+        <w:tc>
+          <w:tcPr>
+            <w:tcW w:w="2088" w:type="dxa"/>
+          </w:tcPr>
+          <w:p/>
+        </w:tc>
+      </w:tr>
+      <w:tr>
+        <w:tc>
+          <w:tcPr>
+            <w:tcW w:w="3348" w:type="dxa"/>
+          </w:tcPr>
+          <w:p/>
+          <w:p/>
+        </w:tc>
+        <w:tc>
+          <w:tcPr>
+            <w:tcW w:w="1890" w:type="dxa"/>
+          </w:tcPr>
+          <w:p/>
+        </w:tc>
+        <w:tc>
+          <w:tcPr>
+            <w:tcW w:w="2250" w:type="dxa"/>
+          </w:tcPr>
+          <w:p/>
+        </w:tc>
+        <w:tc>
+          <w:tcPr>
+            <w:tcW w:w="2088" w:type="dxa"/>
+          </w:tcPr>
+          <w:p/>
+        </w:tc>
+      </w:tr>
+      <w:tr>
+        <w:tc>
+          <w:tcPr>
+            <w:tcW w:w="3348" w:type="dxa"/>
+          </w:tcPr>
+          <w:p/>
+          <w:p/>
+        </w:tc>
+        <w:tc>
+          <w:tcPr>
+            <w:tcW w:w="1890" w:type="dxa"/>
+          </w:tcPr>
+          <w:p/>
+        </w:tc>
+        <w:tc>
+          <w:tcPr>
+            <w:tcW w:w="2250" w:type="dxa"/>
+          </w:tcPr>
+          <w:p/>
+        </w:tc>
+        <w:tc>
+          <w:tcPr>
+            <w:tcW w:w="2088" w:type="dxa"/>
+          </w:tcPr>
+          <w:p/>
+        </w:tc>
+      </w:tr>
+    </w:tbl>
+    <w:p/>
+    <w:p>
+      <w:pPr>
+        <w:rPr>
+          <w:b/>
+        </w:rPr>
+      </w:pPr>
+      <w:r>
+        <w:rPr>
+          <w:b/>
+        </w:rPr>
+        <w:t>Recent Employment History (Most recent first):</w:t>
+      </w:r>
+    </w:p>
+    <w:tbl>
+      <w:tblPr>
+        <w:tblW w:w="0" w:type="auto"/>
+        <w:tblBorders>
+          <w:top w:val="single" w:sz="4" w:space="0" w:color="000000"/>
+          <w:left w:val="single" w:sz="4" w:space="0" w:color="000000"/>
+          <w:bottom w:val="single" w:sz="4" w:space="0" w:color="000000"/>
+          <w:right w:val="single" w:sz="4" w:space="0" w:color="000000"/>
+          <w:insideH w:val="single" w:sz="4" w:space="0" w:color="000000"/>
+          <w:insideV w:val="single" w:sz="4" w:space="0" w:color="000000"/>
+        </w:tblBorders>
+        <w:tblLook w:val="04A0" w:firstRow="1" w:lastRow="0" w:firstColumn="1" w:lastColumn="0" w:noHBand="0" w:noVBand="1"/>
+      </w:tblPr>
+      <w:tblGrid>
+        <w:gridCol w:w="3613"/>
+        <w:gridCol w:w="3068"/>
+        <w:gridCol w:w="2669"/>
+      </w:tblGrid>
+      <w:tr>
+        <w:tc>
+          <w:tcPr>
+            <w:tcW w:w="3708" w:type="dxa"/>
+          </w:tcPr>
+          <w:p>
+            <w:pPr>
+              <w:jc w:val="center"/>
+              <w:rPr>
+                <w:b/>
+              </w:rPr>
+            </w:pPr>
+            <w:r>
+              <w:rPr>
+                <w:b/>
+              </w:rPr>
+              <w:t>Name of Institution</w:t>
+            </w:r>
+          </w:p>
+        </w:tc>
+        <w:tc>
+          <w:tcPr>
+            <w:tcW w:w="3150" w:type="dxa"/>
+          </w:tcPr>
+          <w:p>
+            <w:pPr>
+              <w:jc w:val="center"/>
+              <w:rPr>
+                <w:b/>
+              </w:rPr>
+            </w:pPr>
+            <w:r>
+              <w:rPr>
+                <w:b/>
+              </w:rPr>
+              <w:t>Position Held</w:t>
+            </w:r>
+          </w:p>
+        </w:tc>
+        <w:tc>
+          <w:tcPr>
+            <w:tcW w:w="2718" w:type="dxa"/>
+          </w:tcPr>
+          <w:p>
+            <w:pPr>
+              <w:jc w:val="center"/>
+              <w:rPr>
+                <w:b/>
+              </w:rPr>
+            </w:pPr>
+            <w:r>
+              <w:rPr>
+                <w:b/>
+              </w:rPr>
+              <w:t xml:space="preserve">Dates of Employment </w:t>
+            </w:r>
+          </w:p>
+        </w:tc>
+      </w:tr>
+      <w:tr>
+        <w:tc>
+          <w:tcPr>
+            <w:tcW w:w="3708" w:type="dxa"/>
+          </w:tcPr>
+          <w:p/>
+          <w:p/>
+        </w:tc>
+        <w:tc>
+          <w:tcPr>
+            <w:tcW w:w="3150" w:type="dxa"/>
+          </w:tcPr>
+          <w:p/>
+          <w:p/>
+        </w:tc>
+        <w:tc>
+          <w:tcPr>
+            <w:tcW w:w="2718" w:type="dxa"/>
+          </w:tcPr>
+          <w:p/>
+          <w:p/>
+        </w:tc>
+      </w:tr>
+      <w:tr>
+        <w:tc>
+          <w:tcPr>
+            <w:tcW w:w="3708" w:type="dxa"/>
+          </w:tcPr>
+          <w:p/>
+          <w:p/>
+        </w:tc>
+        <w:tc>
+          <w:tcPr>
+            <w:tcW w:w="3150" w:type="dxa"/>
+          </w:tcPr>
+          <w:p/>
+          <w:p/>
+        </w:tc>
+        <w:tc>
+          <w:tcPr>
+            <w:tcW w:w="2718" w:type="dxa"/>
+          </w:tcPr>
+          <w:p/>
+          <w:p/>
+        </w:tc>
+      </w:tr>
+      <w:tr>
+        <w:tc>
+          <w:tcPr>
+            <w:tcW w:w="3708" w:type="dxa"/>
+          </w:tcPr>
+          <w:p/>
+          <w:p/>
+        </w:tc>
+        <w:tc>
+          <w:tcPr>
+            <w:tcW w:w="3150" w:type="dxa"/>
+          </w:tcPr>
+          <w:p/>
+        </w:tc>
+        <w:tc>
+          <w:tcPr>
+            <w:tcW w:w="2718" w:type="dxa"/>
+          </w:tcPr>
+          <w:p/>
+        </w:tc>
+      </w:tr>
+      <w:tr>
+        <w:tc>
+          <w:tcPr>
+            <w:tcW w:w="3708" w:type="dxa"/>
+          </w:tcPr>
+          <w:p/>
+          <w:p/>
+        </w:tc>
+        <w:tc>
+          <w:tcPr>
+            <w:tcW w:w="3150" w:type="dxa"/>
+          </w:tcPr>
+          <w:p/>
+        </w:tc>
+        <w:tc>
+          <w:tcPr>
+            <w:tcW w:w="2718" w:type="dxa"/>
+          </w:tcPr>
+          <w:p/>
+        </w:tc>
+      </w:tr>
+    </w:tbl>
+    <w:p/>
+    <w:p>
+      <w:pPr>
+        <w:rPr>
+          <w:b/>
+        </w:rPr>
+      </w:pPr>
+      <w:r>
+        <w:rPr>
+          <w:b/>
+        </w:rPr>
+        <w:t>Selected Publications:</w:t>
+      </w:r>
     </w:p>
     <w:p>
-      <w:pPr>
-        <w:jc w:val="both"/>
-        <w:rPr>
-          <w:sz w:val="24"/>
-        </w:rPr>
-      </w:pPr>
-      <w:r>
-        <w:rPr>
-          <w:b/>
-          <w:sz w:val="24"/>
-        </w:rPr>
-        <w:t>The Wake Forest Institute for Regenerative Medicine Young Investigator Award</w:t>
-      </w:r>
-      <w:r>
-        <w:rPr>
-          <w:sz w:val="24"/>
-        </w:rPr>
-        <w:t xml:space="preserve"> </w:t>
-      </w:r>
-      <w:r>
-        <w:rPr>
-          <w:sz w:val="24"/>
-        </w:rPr>
-        <w:t xml:space="preserve">will be presented </w:t>
-      </w:r>
-      <w:r>
-        <w:rPr>
-          <w:sz w:val="24"/>
-        </w:rPr>
-        <w:t>during</w:t>
-      </w:r>
-      <w:r>
-        <w:rPr>
-          <w:sz w:val="24"/>
-        </w:rPr>
-        <w:t xml:space="preserve"> </w:t>
-      </w:r>
-      <w:r>
-        <w:rPr>
-          <w:sz w:val="24"/>
-        </w:rPr>
-        <w:t xml:space="preserve">the </w:t>
-      </w:r>
-      <w:r>
-        <w:rPr>
-          <w:sz w:val="24"/>
-        </w:rPr>
-        <w:t>TERMIS</w:t>
-      </w:r>
-      <w:r>
-        <w:rPr>
-          <w:sz w:val="24"/>
-        </w:rPr>
-        <w:t xml:space="preserve"> AM</w:t>
-      </w:r>
-      <w:r>
-        <w:rPr>
-          <w:sz w:val="24"/>
-        </w:rPr>
-        <w:t xml:space="preserve"> </w:t>
-      </w:r>
-      <w:r>
-        <w:rPr>
-          <w:sz w:val="24"/>
-        </w:rPr>
-        <w:t>meeting</w:t>
-      </w:r>
-      <w:r>
-        <w:rPr>
-          <w:sz w:val="24"/>
-        </w:rPr>
-        <w:t xml:space="preserve"> </w:t>
-      </w:r>
-      <w:r>
-        <w:rPr>
-          <w:sz w:val="24"/>
-        </w:rPr>
-        <w:t>(</w:t>
-      </w:r>
-      <w:r>
-        <w:rPr>
-          <w:sz w:val="24"/>
-        </w:rPr>
-        <w:t>November</w:t>
-      </w:r>
-      <w:r>
-        <w:rPr>
-          <w:sz w:val="24"/>
-        </w:rPr>
-        <w:t xml:space="preserve"> 1</w:t>
-      </w:r>
-      <w:r>
-        <w:rPr>
-          <w:sz w:val="24"/>
-        </w:rPr>
-        <w:t>5</w:t>
-      </w:r>
-      <w:r>
-        <w:rPr>
-          <w:sz w:val="24"/>
-        </w:rPr>
-        <w:t>-</w:t>
-      </w:r>
-      <w:r>
-        <w:rPr>
-          <w:sz w:val="24"/>
-        </w:rPr>
-        <w:t>1</w:t>
-      </w:r>
-      <w:r>
-        <w:rPr>
-          <w:sz w:val="24"/>
-        </w:rPr>
-        <w:t>8</w:t>
-      </w:r>
-      <w:r>
-        <w:rPr>
-          <w:sz w:val="24"/>
-        </w:rPr>
-        <w:t>, 20</w:t>
-      </w:r>
-      <w:r>
-        <w:rPr>
-          <w:sz w:val="24"/>
-        </w:rPr>
-        <w:t>2</w:t>
-      </w:r>
-      <w:r>
-        <w:rPr>
-          <w:sz w:val="24"/>
-        </w:rPr>
-        <w:t>6</w:t>
-      </w:r>
-      <w:r>
-        <w:rPr>
-          <w:sz w:val="24"/>
-        </w:rPr>
-        <w:t>)</w:t>
-      </w:r>
-      <w:r>
-        <w:rPr>
-          <w:sz w:val="24"/>
-        </w:rPr>
-        <w:t xml:space="preserve"> to two (2) individuals in the early stages of their research careers (</w:t>
-      </w:r>
-      <w:r>
-        <w:rPr>
-          <w:sz w:val="24"/>
-        </w:rPr>
-        <w:t xml:space="preserve">one (1) </w:t>
-      </w:r>
-      <w:r>
-        <w:rPr>
-          <w:sz w:val="24"/>
-        </w:rPr>
-        <w:t xml:space="preserve">graduate student </w:t>
-      </w:r>
-      <w:r>
-        <w:rPr>
-          <w:sz w:val="24"/>
-        </w:rPr>
-        <w:t>and one</w:t>
-      </w:r>
-      <w:r>
-        <w:rPr>
-          <w:sz w:val="24"/>
-        </w:rPr>
-        <w:t xml:space="preserve"> </w:t>
-      </w:r>
-      <w:r>
-        <w:rPr>
-          <w:sz w:val="24"/>
-        </w:rPr>
-        <w:t xml:space="preserve">(1) </w:t>
-      </w:r>
-      <w:r>
-        <w:rPr>
-          <w:sz w:val="24"/>
-        </w:rPr>
-        <w:t>post-doctoral fellow)</w:t>
-      </w:r>
-      <w:r>
-        <w:rPr>
-          <w:sz w:val="24"/>
-        </w:rPr>
-        <w:t xml:space="preserve">. </w:t>
-      </w:r>
-      <w:r>
-        <w:rPr>
-          <w:sz w:val="24"/>
-        </w:rPr>
-        <w:t>Each awardee</w:t>
-      </w:r>
-      <w:r>
-        <w:rPr>
-          <w:sz w:val="24"/>
-        </w:rPr>
-        <w:t xml:space="preserve"> will be invited to present thei</w:t>
-      </w:r>
-      <w:r>
-        <w:rPr>
-          <w:sz w:val="24"/>
-        </w:rPr>
-        <w:t>r conference</w:t>
-      </w:r>
-      <w:r>
-        <w:rPr>
-          <w:sz w:val="24"/>
-        </w:rPr>
-        <w:t xml:space="preserve"> abstract during </w:t>
-      </w:r>
-      <w:r>
-        <w:rPr>
-          <w:sz w:val="24"/>
-        </w:rPr>
-        <w:t xml:space="preserve">the </w:t>
-      </w:r>
-      <w:r>
-        <w:rPr>
-          <w:sz w:val="24"/>
-        </w:rPr>
-        <w:t>TERMIS-</w:t>
-      </w:r>
-      <w:r>
-        <w:rPr>
-          <w:sz w:val="24"/>
-        </w:rPr>
-        <w:t>AM</w:t>
-      </w:r>
-      <w:r>
-        <w:rPr>
-          <w:sz w:val="24"/>
-        </w:rPr>
-        <w:t xml:space="preserve"> meeting</w:t>
-      </w:r>
-      <w:r>
-        <w:rPr>
-          <w:sz w:val="24"/>
-        </w:rPr>
-        <w:t xml:space="preserve"> and</w:t>
-      </w:r>
-      <w:r>
-        <w:rPr>
-          <w:sz w:val="24"/>
-        </w:rPr>
-        <w:t xml:space="preserve"> </w:t>
-      </w:r>
-      <w:r>
-        <w:rPr>
-          <w:sz w:val="24"/>
-        </w:rPr>
-        <w:t xml:space="preserve">will </w:t>
-      </w:r>
-      <w:r>
-        <w:rPr>
-          <w:sz w:val="24"/>
-        </w:rPr>
-        <w:t>receive</w:t>
-      </w:r>
-      <w:r>
-        <w:rPr>
-          <w:sz w:val="24"/>
-        </w:rPr>
-        <w:t xml:space="preserve"> </w:t>
-      </w:r>
-      <w:r>
-        <w:rPr>
-          <w:sz w:val="24"/>
-        </w:rPr>
-        <w:t>an</w:t>
-      </w:r>
-      <w:r>
-        <w:rPr>
-          <w:sz w:val="24"/>
-        </w:rPr>
-        <w:t xml:space="preserve"> </w:t>
-      </w:r>
-      <w:r>
-        <w:rPr>
-          <w:sz w:val="24"/>
-        </w:rPr>
-        <w:t>award certificate</w:t>
-      </w:r>
-      <w:r>
-        <w:rPr>
-          <w:sz w:val="24"/>
-        </w:rPr>
-        <w:t xml:space="preserve"> and </w:t>
-      </w:r>
-      <w:r>
-        <w:rPr>
-          <w:sz w:val="24"/>
-        </w:rPr>
-        <w:t>a monetary award of $2</w:t>
-      </w:r>
-      <w:r>
-        <w:rPr>
-          <w:sz w:val="24"/>
-        </w:rPr>
-        <w:t>,</w:t>
-      </w:r>
-      <w:r>
-        <w:rPr>
-          <w:sz w:val="24"/>
-        </w:rPr>
-        <w:t>5</w:t>
-      </w:r>
-      <w:r>
-        <w:rPr>
-          <w:sz w:val="24"/>
-        </w:rPr>
-        <w:t>00</w:t>
-      </w:r>
-      <w:r>
-        <w:rPr>
-          <w:sz w:val="24"/>
-        </w:rPr>
-        <w:t xml:space="preserve"> (U.S.)</w:t>
-      </w:r>
-      <w:r>
-        <w:rPr>
-          <w:sz w:val="24"/>
-        </w:rPr>
-        <w:t>.</w:t>
+      <w:r>
+        <w:t>1.</w:t>
       </w:r>
     </w:p>
     <w:p>
-      <w:pPr>
-        <w:jc w:val="both"/>
-        <w:rPr>
-          <w:sz w:val="24"/>
-        </w:rPr>
-      </w:pPr>
+      <w:r>
+        <w:t>2.</w:t>
+      </w:r>
     </w:p>
     <w:p>
-      <w:pPr>
-        <w:jc w:val="both"/>
-        <w:rPr>
-          <w:sz w:val="24"/>
-        </w:rPr>
-      </w:pPr>
-      <w:r>
-        <w:rPr>
-          <w:sz w:val="24"/>
-        </w:rPr>
-        <w:t xml:space="preserve">Individuals interested in applying for this award should submit </w:t>
-      </w:r>
-      <w:r>
-        <w:rPr>
-          <w:sz w:val="24"/>
-        </w:rPr>
-        <w:t>the following documents v</w:t>
-      </w:r>
-      <w:r>
-        <w:rPr>
-          <w:sz w:val="24"/>
-        </w:rPr>
-        <w:t>ia e-mail to</w:t>
-      </w:r>
-      <w:r>
-        <w:rPr>
-          <w:sz w:val="24"/>
-        </w:rPr>
-        <w:t xml:space="preserve"> Dr. Sean Murphy</w:t>
-      </w:r>
-      <w:r>
-        <w:rPr>
-          <w:sz w:val="24"/>
-        </w:rPr>
-        <w:t xml:space="preserve"> </w:t>
-      </w:r>
-      <w:r>
-        <w:rPr>
-          <w:sz w:val="24"/>
-        </w:rPr>
-        <w:t>(</w:t>
-      </w:r>
-      <w:hyperlink r:id="rId7" w:history="1">
-        <w:r>
-          <w:rPr>
-            <w:rStyle w:val="Hyperlink"/>
-          </w:rPr>
-          <w:t>regenmed@advocatehealth.org</w:t>
-        </w:r>
-      </w:hyperlink>
-      <w:r>
-        <w:t>)</w:t>
-      </w:r>
-      <w:r>
-        <w:t xml:space="preserve"> </w:t>
-      </w:r>
-      <w:r>
+      <w:r>
+        <w:t>3.</w:t>
+      </w:r>
+    </w:p>
+    <w:p/>
+    <w:p>
+      <w:pPr>
         <w:rPr>
           <w:b/>
-          <w:sz w:val="24"/>
-          <w:u w:val="single"/>
-        </w:rPr>
-        <w:t xml:space="preserve">by </w:t>
-      </w:r>
+        </w:rPr>
+      </w:pPr>
       <w:r>
         <w:rPr>
           <w:b/>
-          <w:sz w:val="24"/>
-          <w:u w:val="single"/>
-        </w:rPr>
-        <w:t>August</w:t>
-      </w:r>
-      <w:r>
-        <w:rPr>
-          <w:b/>
-          <w:sz w:val="24"/>
-          <w:u w:val="single"/>
-        </w:rPr>
-        <w:t xml:space="preserve"> </w:t>
-      </w:r>
-      <w:r>
-        <w:rPr>
-          <w:b/>
-          <w:sz w:val="24"/>
-          <w:u w:val="single"/>
-        </w:rPr>
-        <w:t>1</w:t>
-      </w:r>
-      <w:r>
-        <w:rPr>
-          <w:b/>
-          <w:sz w:val="24"/>
-          <w:u w:val="single"/>
-        </w:rPr>
-        <w:t>, 20</w:t>
-      </w:r>
-      <w:r>
-        <w:rPr>
-          <w:b/>
-          <w:sz w:val="24"/>
-          <w:u w:val="single"/>
-        </w:rPr>
-        <w:t>2</w:t>
-      </w:r>
-      <w:r>
-        <w:rPr>
-          <w:b/>
-          <w:sz w:val="24"/>
-          <w:u w:val="single"/>
-        </w:rPr>
-        <w:t>6</w:t>
-      </w:r>
-      <w:r>
-        <w:rPr>
-          <w:sz w:val="24"/>
-        </w:rPr>
-        <w:t>:</w:t>
+        </w:rPr>
+        <w:t>Selected Honors and Awards:</w:t>
       </w:r>
     </w:p>
     <w:p>
-      <w:pPr>
-        <w:rPr>
-          <w:sz w:val="24"/>
-        </w:rPr>
-      </w:pPr>
+      <w:r>
+        <w:t>1.</w:t>
+      </w:r>
     </w:p>
     <w:p>
-      <w:pPr>
-        <w:pStyle w:val="MediumGrid1-Accent21"/>
-        <w:numPr>
-          <w:ilvl w:val="0"/>
-          <w:numId w:val="3"/>
-        </w:numPr>
-        <w:rPr>
-          <w:sz w:val="24"/>
-        </w:rPr>
-      </w:pPr>
-      <w:r>
-        <w:rPr>
-          <w:sz w:val="24"/>
-        </w:rPr>
-        <w:t>Attached a</w:t>
-      </w:r>
-      <w:r>
-        <w:rPr>
-          <w:sz w:val="24"/>
-        </w:rPr>
-        <w:t>pplication form</w:t>
+      <w:r>
+        <w:t>2.</w:t>
       </w:r>
     </w:p>
     <w:p>
-      <w:pPr>
-        <w:pStyle w:val="MediumGrid1-Accent21"/>
-        <w:numPr>
-          <w:ilvl w:val="0"/>
-          <w:numId w:val="3"/>
-        </w:numPr>
-        <w:rPr>
-          <w:sz w:val="24"/>
-        </w:rPr>
-      </w:pPr>
-      <w:r>
-        <w:rPr>
-          <w:sz w:val="24"/>
-        </w:rPr>
-        <w:t xml:space="preserve">Applicant’s </w:t>
-      </w:r>
-      <w:r>
-        <w:rPr>
-          <w:sz w:val="24"/>
-        </w:rPr>
-        <w:t>current</w:t>
-      </w:r>
-      <w:r>
-        <w:rPr>
-          <w:sz w:val="24"/>
-        </w:rPr>
-        <w:t xml:space="preserve"> CV</w:t>
-      </w:r>
-    </w:p>
-    <w:p>
-      <w:pPr>
-        <w:pStyle w:val="MediumGrid1-Accent21"/>
-        <w:numPr>
-          <w:ilvl w:val="0"/>
-          <w:numId w:val="3"/>
-        </w:numPr>
-        <w:rPr>
-          <w:sz w:val="24"/>
-        </w:rPr>
-      </w:pPr>
-      <w:r>
-        <w:rPr>
-          <w:sz w:val="24"/>
-        </w:rPr>
-        <w:t xml:space="preserve">A copy of </w:t>
-      </w:r>
-      <w:r>
-        <w:rPr>
-          <w:sz w:val="24"/>
-        </w:rPr>
-        <w:t>the applicant’s TERMIS-</w:t>
-      </w:r>
-      <w:r>
-        <w:rPr>
-          <w:sz w:val="24"/>
-        </w:rPr>
-        <w:t>AM</w:t>
-      </w:r>
-      <w:r>
-        <w:rPr>
-          <w:sz w:val="24"/>
-        </w:rPr>
-        <w:t xml:space="preserve"> 20</w:t>
-      </w:r>
-      <w:r>
-        <w:rPr>
-          <w:sz w:val="24"/>
-        </w:rPr>
-        <w:t>2</w:t>
-      </w:r>
-      <w:r>
-        <w:rPr>
-          <w:sz w:val="24"/>
-        </w:rPr>
-        <w:t>6</w:t>
-      </w:r>
-      <w:r>
-        <w:rPr>
-          <w:sz w:val="24"/>
-        </w:rPr>
-        <w:t xml:space="preserve"> abstract</w:t>
-      </w:r>
-    </w:p>
-    <w:p>
-      <w:pPr>
-        <w:pStyle w:val="MediumGrid1-Accent21"/>
-        <w:numPr>
-          <w:ilvl w:val="0"/>
-          <w:numId w:val="3"/>
-        </w:numPr>
-        <w:rPr>
-          <w:sz w:val="24"/>
-        </w:rPr>
-      </w:pPr>
-      <w:r>
-        <w:rPr>
-          <w:sz w:val="24"/>
-        </w:rPr>
-        <w:t>A one-page Personal Statement describing the applicant’s career goals</w:t>
-      </w:r>
-    </w:p>
-    <w:p>
-      <w:pPr>
-        <w:pStyle w:val="MediumGrid1-Accent21"/>
-        <w:numPr>
-          <w:ilvl w:val="0"/>
-          <w:numId w:val="3"/>
-        </w:numPr>
-        <w:rPr>
-          <w:sz w:val="24"/>
-        </w:rPr>
-      </w:pPr>
-      <w:r>
-        <w:rPr>
-          <w:sz w:val="24"/>
-        </w:rPr>
-        <w:t>One</w:t>
-      </w:r>
-      <w:r>
-        <w:rPr>
-          <w:sz w:val="24"/>
-        </w:rPr>
-        <w:t xml:space="preserve"> letter of recommendation</w:t>
-      </w:r>
-    </w:p>
-    <w:p>
-      <w:pPr>
-        <w:jc w:val="both"/>
-        <w:rPr>
-          <w:sz w:val="24"/>
-        </w:rPr>
-      </w:pPr>
-    </w:p>
-    <w:p>
-      <w:pPr>
-        <w:jc w:val="both"/>
-        <w:rPr>
-          <w:sz w:val="24"/>
-        </w:rPr>
-      </w:pPr>
-      <w:r>
-        <w:rPr>
-          <w:sz w:val="24"/>
-        </w:rPr>
-        <w:t>All eligible indiv</w:t>
-      </w:r>
-      <w:r>
-        <w:rPr>
-          <w:sz w:val="24"/>
-        </w:rPr>
-        <w:t>iduals are encouraged to apply.</w:t>
-      </w:r>
-      <w:r>
-        <w:rPr>
-          <w:sz w:val="24"/>
-        </w:rPr>
-        <w:t xml:space="preserve"> </w:t>
-      </w:r>
-      <w:r>
-        <w:rPr>
-          <w:sz w:val="24"/>
-        </w:rPr>
-        <w:t>To</w:t>
-      </w:r>
-      <w:r>
-        <w:rPr>
-          <w:sz w:val="24"/>
-        </w:rPr>
-        <w:t xml:space="preserve"> be eligible</w:t>
-      </w:r>
-      <w:r>
-        <w:rPr>
-          <w:sz w:val="24"/>
-        </w:rPr>
-        <w:t xml:space="preserve"> for the award, the applicant must meet the following </w:t>
-      </w:r>
-      <w:r>
-        <w:rPr>
-          <w:b/>
-          <w:sz w:val="24"/>
-          <w:u w:val="single"/>
-        </w:rPr>
-        <w:t>criteria</w:t>
-      </w:r>
-      <w:r>
-        <w:rPr>
-          <w:sz w:val="24"/>
-        </w:rPr>
-        <w:t>:</w:t>
-      </w:r>
-    </w:p>
-    <w:p>
-      <w:pPr>
-        <w:rPr>
-          <w:sz w:val="24"/>
-        </w:rPr>
-      </w:pPr>
-    </w:p>
-    <w:p>
-      <w:pPr>
-        <w:pStyle w:val="MediumGrid1-Accent21"/>
-        <w:numPr>
-          <w:ilvl w:val="0"/>
-          <w:numId w:val="4"/>
-        </w:numPr>
-        <w:ind w:left="1080"/>
-        <w:rPr>
-          <w:sz w:val="24"/>
-        </w:rPr>
-      </w:pPr>
-      <w:r>
-        <w:rPr>
-          <w:sz w:val="24"/>
-        </w:rPr>
-        <w:t xml:space="preserve">Currently enrolled as a student in an advanced degree program (Ph.D., M.D., or equivalent) </w:t>
-      </w:r>
-      <w:r>
-        <w:rPr>
-          <w:b/>
-          <w:sz w:val="24"/>
-        </w:rPr>
-        <w:t>OR</w:t>
-      </w:r>
-      <w:r>
-        <w:rPr>
-          <w:sz w:val="24"/>
-        </w:rPr>
-        <w:t xml:space="preserve"> currently a post-doctoral fellow</w:t>
-      </w:r>
-    </w:p>
-    <w:p>
-      <w:pPr>
-        <w:pStyle w:val="MediumGrid1-Accent21"/>
-        <w:numPr>
-          <w:ilvl w:val="0"/>
-          <w:numId w:val="4"/>
-        </w:numPr>
-        <w:ind w:left="1080"/>
-        <w:rPr>
-          <w:sz w:val="24"/>
-        </w:rPr>
-      </w:pPr>
-      <w:r>
-        <w:rPr>
-          <w:sz w:val="24"/>
-        </w:rPr>
-        <w:t>M</w:t>
-      </w:r>
-      <w:r>
-        <w:rPr>
-          <w:sz w:val="24"/>
-        </w:rPr>
-        <w:t>ember of TERMIS</w:t>
-      </w:r>
-      <w:r>
-        <w:rPr>
-          <w:sz w:val="24"/>
-        </w:rPr>
-        <w:t xml:space="preserve"> (student or regular membership)</w:t>
-      </w:r>
-    </w:p>
-    <w:p>
-      <w:pPr>
-        <w:pStyle w:val="MediumGrid1-Accent21"/>
-        <w:numPr>
-          <w:ilvl w:val="0"/>
-          <w:numId w:val="4"/>
-        </w:numPr>
-        <w:ind w:left="1080"/>
-        <w:rPr>
-          <w:sz w:val="24"/>
-        </w:rPr>
-      </w:pPr>
-      <w:r>
-        <w:rPr>
-          <w:sz w:val="24"/>
-        </w:rPr>
-        <w:t>Actively involved in any area</w:t>
-      </w:r>
-      <w:r>
-        <w:rPr>
-          <w:sz w:val="24"/>
-        </w:rPr>
-        <w:t xml:space="preserve"> of regenerative medicine </w:t>
-      </w:r>
-      <w:r>
-        <w:rPr>
-          <w:sz w:val="24"/>
-        </w:rPr>
-        <w:t>research</w:t>
-      </w:r>
-    </w:p>
-    <w:p>
-      <w:pPr>
-        <w:pStyle w:val="MediumGrid1-Accent21"/>
-        <w:numPr>
-          <w:ilvl w:val="0"/>
-          <w:numId w:val="4"/>
-        </w:numPr>
-        <w:ind w:left="1080"/>
-        <w:rPr>
-          <w:sz w:val="24"/>
-        </w:rPr>
-      </w:pPr>
-      <w:r>
-        <w:rPr>
-          <w:sz w:val="24"/>
-        </w:rPr>
-        <w:t>Have or will have submitte</w:t>
-      </w:r>
-      <w:r>
-        <w:rPr>
-          <w:sz w:val="24"/>
-        </w:rPr>
-        <w:t>d an abstract for TERMIS-</w:t>
-      </w:r>
-      <w:r>
-        <w:rPr>
-          <w:sz w:val="24"/>
-        </w:rPr>
-        <w:t>AM</w:t>
-      </w:r>
-      <w:r>
-        <w:rPr>
-          <w:sz w:val="24"/>
-        </w:rPr>
-        <w:t xml:space="preserve"> 20</w:t>
-      </w:r>
-      <w:r>
-        <w:rPr>
-          <w:sz w:val="24"/>
-        </w:rPr>
-        <w:t>2</w:t>
-      </w:r>
-      <w:r>
-        <w:rPr>
-          <w:sz w:val="24"/>
-        </w:rPr>
-        <w:t>6</w:t>
-      </w:r>
-    </w:p>
-    <w:p>
-      <w:pPr>
-        <w:jc w:val="center"/>
-        <w:rPr>
-          <w:sz w:val="24"/>
-        </w:rPr>
-      </w:pPr>
-      <w:proofErr w:type="gramStart"/>
-      <w:r>
-        <w:rPr>
-          <w:sz w:val="24"/>
-        </w:rPr>
-        <w:t>Be in attendance at</w:t>
-      </w:r>
-      <w:proofErr w:type="gramEnd"/>
-      <w:r>
-        <w:rPr>
-          <w:sz w:val="24"/>
-        </w:rPr>
-        <w:t xml:space="preserve"> TERMIS</w:t>
-      </w:r>
-      <w:r>
-        <w:rPr>
-          <w:sz w:val="24"/>
-        </w:rPr>
-        <w:t>-</w:t>
-      </w:r>
-      <w:r>
-        <w:rPr>
-          <w:sz w:val="24"/>
-        </w:rPr>
-        <w:t>AM</w:t>
-      </w:r>
-      <w:r>
-        <w:rPr>
-          <w:sz w:val="24"/>
-        </w:rPr>
-        <w:t xml:space="preserve"> in </w:t>
-      </w:r>
-      <w:r>
-        <w:rPr>
-          <w:sz w:val="24"/>
-        </w:rPr>
-        <w:t>New Orleans, Louisiana</w:t>
-      </w:r>
-    </w:p>
-    <w:p>
-      <w:pPr>
-        <w:pStyle w:val="MediumGrid1-Accent21"/>
-        <w:numPr>
-          <w:ilvl w:val="0"/>
-          <w:numId w:val="4"/>
-        </w:numPr>
-        <w:ind w:left="1080"/>
-        <w:rPr>
-          <w:sz w:val="24"/>
-        </w:rPr>
-      </w:pPr>
-      <w:r>
-        <w:rPr>
-          <w:sz w:val="24"/>
-        </w:rPr>
-        <w:t>No affiliation with Wake Forest University or Wake Forest University Health Sciences</w:t>
-      </w:r>
-    </w:p>
-    <w:p>
-      <w:pPr>
-        <w:pStyle w:val="MediumGrid1-Accent21"/>
-        <w:ind w:left="1080"/>
-        <w:rPr>
-          <w:sz w:val="24"/>
-        </w:rPr>
-      </w:pPr>
-    </w:p>
-    <w:p>
-      <w:pPr>
-        <w:jc w:val="both"/>
-        <w:rPr>
-          <w:sz w:val="24"/>
-        </w:rPr>
-      </w:pPr>
-      <w:r>
-        <w:rPr>
-          <w:sz w:val="24"/>
-        </w:rPr>
-        <w:t>The award winner</w:t>
-      </w:r>
-      <w:r>
-        <w:rPr>
-          <w:sz w:val="24"/>
-        </w:rPr>
-        <w:t>s</w:t>
-      </w:r>
-      <w:r>
-        <w:rPr>
-          <w:sz w:val="24"/>
-        </w:rPr>
-        <w:t xml:space="preserve"> will be selected by a review panel</w:t>
-      </w:r>
-      <w:r>
-        <w:rPr>
-          <w:sz w:val="24"/>
-        </w:rPr>
-        <w:t>,</w:t>
-      </w:r>
-      <w:r>
-        <w:rPr>
-          <w:sz w:val="24"/>
-        </w:rPr>
-        <w:t xml:space="preserve"> and applicants will be informed of </w:t>
-      </w:r>
-      <w:r>
-        <w:rPr>
-          <w:sz w:val="24"/>
-        </w:rPr>
-        <w:t>the</w:t>
-      </w:r>
-      <w:r>
-        <w:rPr>
-          <w:sz w:val="24"/>
-        </w:rPr>
-        <w:t xml:space="preserve"> decision by </w:t>
-      </w:r>
-      <w:r>
-        <w:rPr>
-          <w:b/>
-          <w:bCs/>
-          <w:sz w:val="24"/>
-        </w:rPr>
-        <w:t>September</w:t>
-      </w:r>
-      <w:r>
-        <w:rPr>
-          <w:b/>
-          <w:bCs/>
-          <w:sz w:val="24"/>
-        </w:rPr>
-        <w:t xml:space="preserve"> </w:t>
-      </w:r>
-      <w:r>
-        <w:rPr>
-          <w:b/>
-          <w:bCs/>
-          <w:sz w:val="24"/>
-        </w:rPr>
-        <w:t>1</w:t>
-      </w:r>
-      <w:r>
-        <w:rPr>
-          <w:b/>
-          <w:bCs/>
-          <w:sz w:val="24"/>
-        </w:rPr>
-        <w:t>, 20</w:t>
-      </w:r>
-      <w:r>
-        <w:rPr>
-          <w:b/>
-          <w:bCs/>
-          <w:sz w:val="24"/>
-        </w:rPr>
-        <w:t>2</w:t>
-      </w:r>
-      <w:r>
-        <w:rPr>
-          <w:b/>
-          <w:bCs/>
-          <w:sz w:val="24"/>
-        </w:rPr>
-        <w:t>6</w:t>
-      </w:r>
-      <w:r>
-        <w:rPr>
-          <w:sz w:val="24"/>
-        </w:rPr>
-        <w:t xml:space="preserve">. </w:t>
-      </w:r>
-    </w:p>
-    <w:p>
-      <w:pPr>
-        <w:rPr>
-          <w:sz w:val="24"/>
-        </w:rPr>
-      </w:pPr>
+      <w:r>
+        <w:t>3.</w:t>
+      </w:r>
     </w:p>
     <w:sectPr>
-      <w:headerReference w:type="default" r:id="rId8"/>
+      <w:headerReference w:type="default" r:id="rId7"/>
       <w:pgSz w:w="12240" w:h="15840"/>
       <w:pgMar w:top="1080" w:right="1440" w:bottom="1368" w:left="1440" w:header="504" w:footer="720" w:gutter="0"/>
       <w:cols w:space="720"/>
@@ -1323,61 +889,7 @@
   <w:p>
     <w:pPr>
       <w:pStyle w:val="Header"/>
-      <w:jc w:val="right"/>
     </w:pPr>
-    <w:r>
-      <w:rPr>
-        <w:noProof/>
-      </w:rPr>
-      <w:drawing>
-        <wp:inline distT="0" distB="0" distL="0" distR="0" wp14:anchorId="54ADA7A7" wp14:editId="2505A5E2">
-          <wp:extent cx="2577465" cy="770255"/>
-          <wp:effectExtent l="0" t="0" r="0" b="0"/>
-          <wp:docPr id="1" name="Picture 4" descr="Description: WFSoM WFIRM_color vert.jpg"/>
-          <wp:cNvGraphicFramePr>
-            <a:graphicFrameLocks xmlns:a="http://schemas.openxmlformats.org/drawingml/2006/main"/>
-          </wp:cNvGraphicFramePr>
-          <a:graphic xmlns:a="http://schemas.openxmlformats.org/drawingml/2006/main">
-            <a:graphicData uri="http://schemas.openxmlformats.org/drawingml/2006/picture">
-              <pic:pic xmlns:pic="http://schemas.openxmlformats.org/drawingml/2006/picture">
-                <pic:nvPicPr>
-                  <pic:cNvPr id="0" name="Picture 4" descr="Description: WFSoM WFIRM_color vert.jpg"/>
-                  <pic:cNvPicPr>
-                    <a:picLocks/>
-                  </pic:cNvPicPr>
-                </pic:nvPicPr>
-                <pic:blipFill>
-                  <a:blip r:embed="rId1">
-                    <a:extLst>
-                      <a:ext uri="{28A0092B-C50C-407E-A947-70E740481C1C}">
-                        <a14:useLocalDpi xmlns:a14="http://schemas.microsoft.com/office/drawing/2010/main" val="0"/>
-                      </a:ext>
-                    </a:extLst>
-                  </a:blip>
-                  <a:srcRect/>
-                  <a:stretch>
-                    <a:fillRect/>
-                  </a:stretch>
-                </pic:blipFill>
-                <pic:spPr bwMode="auto">
-                  <a:xfrm>
-                    <a:off x="0" y="0"/>
-                    <a:ext cx="2577465" cy="770255"/>
-                  </a:xfrm>
-                  <a:prstGeom prst="rect">
-                    <a:avLst/>
-                  </a:prstGeom>
-                  <a:noFill/>
-                  <a:ln>
-                    <a:noFill/>
-                  </a:ln>
-                </pic:spPr>
-              </pic:pic>
-            </a:graphicData>
-          </a:graphic>
-        </wp:inline>
-      </w:drawing>
-    </w:r>
   </w:p>
   <w:p/>
 </w:hdr>
